--- a/Arquitectura de Sistemas Computacionales/Parciales/Parcial 1 - Cloud virtualizacion y distribuidos.docx
+++ b/Arquitectura de Sistemas Computacionales/Parciales/Parcial 1 - Cloud virtualizacion y distribuidos.docx
@@ -105,7 +105,7 @@
           <w:color w:val="2B2B2B"/>
           <w:sz w:val="22"/>
         </w:rPr>
-        <w:t>Fecha: 07/09/2026  ·  Clase 5  ·  Modalidad: Presencial (síncrono)</w:t>
+        <w:t>Fecha: 21/09/2026  ·  Sesión 5 de 13  ·  Modalidad: Presencial (síncrono)</w:t>
       </w:r>
     </w:p>
     <w:p>
@@ -226,7 +226,7 @@
           <w:color w:val="2B2B2B"/>
           <w:sz w:val="22"/>
         </w:rPr>
-        <w:t>Corte 1 · Únicamente clases con fecha &lt;= 07/09/2026 (Clases 1-5):</w:t>
+        <w:t>Corte 1 (Sesiones 1-5) · Únicamente clases dictadas antes del 21/09/2026 (Clases 1, 2, 3 y 4 del material). La Clase 5 es la sesión del parcial:</w:t>
       </w:r>
     </w:p>
     <w:p>
@@ -256,7 +256,7 @@
           <w:color w:val="2B2B2B"/>
           <w:sz w:val="22"/>
         </w:rPr>
-        <w:t>Clase 1 · 10/08 · Introducción a arquitecturas cloud</w:t>
+        <w:t>Clase 1 · 24/08 · Introducción a arquitecturas cloud (CloudLite)</w:t>
       </w:r>
     </w:p>
     <w:p>
@@ -271,7 +271,7 @@
           <w:color w:val="2B2B2B"/>
           <w:sz w:val="22"/>
         </w:rPr>
-        <w:t>Clase 2 · 17/08 · Modelos de servicio IaaS, PaaS, SaaS (autónoma)</w:t>
+        <w:t>Clase 2 · 31/08 · Modelos de servicio IaaS, PaaS, SaaS</w:t>
       </w:r>
     </w:p>
     <w:p>
@@ -286,7 +286,7 @@
           <w:color w:val="2B2B2B"/>
           <w:sz w:val="22"/>
         </w:rPr>
-        <w:t>Clase 3 · 24/08 · Virtualización y contenedores</w:t>
+        <w:t>Clase 3 · 07/09 · Virtualización y contenedores</w:t>
       </w:r>
     </w:p>
     <w:p>
@@ -301,7 +301,7 @@
           <w:color w:val="2B2B2B"/>
           <w:sz w:val="22"/>
         </w:rPr>
-        <w:t>Clase 4 · 31/08 · Microservicios · Arquitecturas distribuidas</w:t>
+        <w:t>Clase 4 · 14/09 · Microservicios · Arquitecturas distribuidas</w:t>
       </w:r>
     </w:p>
     <w:p>

--- a/Arquitectura de Sistemas Computacionales/Parciales/Parcial 1 - Cloud virtualizacion y distribuidos.docx
+++ b/Arquitectura de Sistemas Computacionales/Parciales/Parcial 1 - Cloud virtualizacion y distribuidos.docx
@@ -105,7 +105,7 @@
           <w:color w:val="2B2B2B"/>
           <w:sz w:val="22"/>
         </w:rPr>
-        <w:t>Fecha: 21/09/2026  ·  Sesión 5 de 13  ·  Modalidad: Presencial (síncrono)</w:t>
+        <w:t>Fecha: 21/09/2026  ·  Sesión 5 de 13  ·  Modalidad: virtual síncrona por Google Meet</w:t>
       </w:r>
     </w:p>
     <w:p>
@@ -331,7 +331,7 @@
           <w:color w:val="2B2B2B"/>
           <w:sz w:val="22"/>
         </w:rPr>
-        <w:t>Lea con atención cada sección antes de responder. Escriba con letra clara.</w:t>
+        <w:t>Lea con atención cada sección antes de responder. Responda en este mismo documento, sobre las líneas marcadas, y entréguelo por el medio que el docente indique al abrir la sesión.</w:t>
       </w:r>
     </w:p>
     <w:p>
@@ -361,7 +361,7 @@
           <w:color w:val="2B2B2B"/>
           <w:sz w:val="22"/>
         </w:rPr>
-        <w:t>No se permite el uso de dispositivos electrónicos salvo indicación explícita del docente.</w:t>
+        <w:t>Es individual: no se permite consultar con otras personas ni compartir respuestas. El material de apoyo autorizado es el que el docente indique al abrir la sesión.</w:t>
       </w:r>
     </w:p>
     <w:p>
@@ -1004,7 +1004,7 @@
           <w:color w:val="2B2B2B"/>
           <w:sz w:val="22"/>
         </w:rPr>
-        <w:t xml:space="preserve">    a) Aplicación consumida por el usuario final (p. ej. correo/oficina en nube)</w:t>
+        <w:t xml:space="preserve">    a) Plataforma para desplegar apps sin gestionar todo el SO</w:t>
       </w:r>
     </w:p>
     <w:p>
@@ -1019,7 +1019,7 @@
           <w:color w:val="2B2B2B"/>
           <w:sz w:val="22"/>
         </w:rPr>
-        <w:t xml:space="preserve">    b) Plataforma para desplegar apps sin gestionar todo el SO</w:t>
+        <w:t xml:space="preserve">    b) Software que permite ejecutar máquinas virtuales</w:t>
       </w:r>
     </w:p>
     <w:p>
@@ -1034,7 +1034,7 @@
           <w:color w:val="2B2B2B"/>
           <w:sz w:val="22"/>
         </w:rPr>
-        <w:t xml:space="preserve">    c) Empaqueta app + dependencias; comparte kernel del host</w:t>
+        <w:t xml:space="preserve">    c) Aplicación consumida por el usuario final (p. ej. correo/oficina en nube)</w:t>
       </w:r>
     </w:p>
     <w:p>
@@ -1049,7 +1049,7 @@
           <w:color w:val="2B2B2B"/>
           <w:sz w:val="22"/>
         </w:rPr>
-        <w:t xml:space="preserve">    d) Software que permite ejecutar máquinas virtuales</w:t>
+        <w:t xml:space="preserve">    d) Empaqueta app + dependencias; comparte kernel del host</w:t>
       </w:r>
     </w:p>
     <w:p>
@@ -1064,7 +1064,7 @@
           <w:color w:val="2B2B2B"/>
           <w:sz w:val="22"/>
         </w:rPr>
-        <w:t xml:space="preserve">    Respuestas (ej. 1-c, 2-a…): _______________________________________________</w:t>
+        <w:t xml:space="preserve">    Respuestas (formato 1-x, 2-x, 3-x, 4-x): _____________________________________</w:t>
       </w:r>
     </w:p>
     <w:p>
